--- a/word_reports/LP_0086_위치_357_Bob Dylan_Bob Dylan.docx
+++ b/word_reports/LP_0086_위치_357_Bob Dylan_Bob Dylan.docx
@@ -4,7 +4,7 @@
   <w:body>
     <w:p>
       <w:pPr>
-        <w:spacing w:after="280"/>
+        <w:spacing w:after="80"/>
       </w:pPr>
       <w:r>
         <w:rPr w:rFonts="맑은 고딕">
@@ -13,94 +13,47 @@
           <w:color w:val="1E3A8A"/>
           <w:sz w:val="30"/>
         </w:rPr>
-        <w:t>[357] Bob Dylan - Bob Dylan</w:t>
+        <w:t>Bob Dylan (밥 딜런) - Bob Dylan</w:t>
       </w:r>
     </w:p>
     <w:p>
       <w:pPr>
-        <w:spacing w:after="320"/>
+        <w:spacing w:after="240"/>
       </w:pPr>
       <w:r>
         <w:rPr w:rFonts="맑은 고딕">
           <w:rFonts w:ascii="맑은 고딕" w:hAnsi="맑은 고딕" w:eastAsia="맑은 고딕"/>
           <w:b/>
-          <w:sz w:val="20"/>
+          <w:color w:val="4B5563"/>
+          <w:sz w:val="22"/>
         </w:rPr>
-        <w:t>■ 위치 : 357</w:t>
-        <w:br/>
-      </w:r>
-      <w:r>
-        <w:rPr w:rFonts="맑은 고딕">
-          <w:rFonts w:ascii="맑은 고딕" w:hAnsi="맑은 고딕" w:eastAsia="맑은 고딕"/>
-          <w:b/>
-          <w:sz w:val="20"/>
-        </w:rPr>
-        <w:t>■ 아티스트 : Bob Dylan</w:t>
-        <w:br/>
-      </w:r>
-      <w:r>
-        <w:rPr w:rFonts="맑은 고딕">
-          <w:rFonts w:ascii="맑은 고딕" w:hAnsi="맑은 고딕" w:eastAsia="맑은 고딕"/>
-          <w:b/>
-          <w:sz w:val="20"/>
-        </w:rPr>
-        <w:t>■ 앨범명 : Bob Dylan</w:t>
-        <w:br/>
-      </w:r>
-      <w:r>
-        <w:rPr w:rFonts="맑은 고딕">
-          <w:rFonts w:ascii="맑은 고딕" w:hAnsi="맑은 고딕" w:eastAsia="맑은 고딕"/>
-          <w:b w:val="0"/>
-          <w:sz w:val="20"/>
-        </w:rPr>
-        <w:t>■ 음반 레이블 : Columbia Records</w:t>
-        <w:br/>
-      </w:r>
-      <w:r>
-        <w:rPr w:rFonts="맑은 고딕">
-          <w:rFonts w:ascii="맑은 고딕" w:hAnsi="맑은 고딕" w:eastAsia="맑은 고딕"/>
-          <w:b w:val="0"/>
-          <w:sz w:val="20"/>
-        </w:rPr>
-        <w:t>■ 발매년도 : 1962</w:t>
-        <w:br/>
-      </w:r>
-      <w:r>
-        <w:rPr w:rFonts="맑은 고딕">
-          <w:rFonts w:ascii="맑은 고딕" w:hAnsi="맑은 고딕" w:eastAsia="맑은 고딕"/>
-          <w:b w:val="0"/>
-          <w:sz w:val="20"/>
-        </w:rPr>
-        <w:t>■ 장르 : 포크 (Folk), 아쿠스틱 블루스 (Acoustic Blues)</w:t>
-        <w:br/>
-      </w:r>
-      <w:r>
-        <w:rPr w:rFonts="맑은 고딕">
-          <w:rFonts w:ascii="맑은 고딕" w:hAnsi="맑은 고딕" w:eastAsia="맑은 고딕"/>
-          <w:b w:val="0"/>
-          <w:sz w:val="20"/>
-        </w:rPr>
-        <w:t>■ 주요 수록곡 : 1. You're No Good</w:t>
-        <w:br/>
+        <w:t>위치 :  357</w:t>
       </w:r>
     </w:p>
     <w:p>
       <w:pPr>
-        <w:spacing w:after="160"/>
+        <w:spacing w:line="324" w:lineRule="auto" w:before="80" w:after="160"/>
       </w:pPr>
       <w:r>
         <w:rPr w:rFonts="맑은 고딕">
           <w:rFonts w:ascii="맑은 고딕" w:hAnsi="맑은 고딕" w:eastAsia="맑은 고딕"/>
           <w:b/>
           <w:color w:val="1F2937"/>
-          <w:sz w:val="24"/>
+          <w:sz w:val="22"/>
         </w:rPr>
-        <w:t>■ 음반 해설 및 감상 가이드</w:t>
+        <w:t xml:space="preserve">[음반 소개] </w:t>
+      </w:r>
+      <w:r>
+        <w:rPr w:rFonts="맑은 고딕">
+          <w:rFonts w:ascii="맑은 고딕" w:hAnsi="맑은 고딕" w:eastAsia="맑은 고딕"/>
+          <w:b w:val="0"/>
+          <w:sz w:val="21"/>
+        </w:rPr>
       </w:r>
     </w:p>
     <w:p>
       <w:pPr>
-        <w:spacing w:line="312" w:lineRule="auto" w:after="120"/>
+        <w:spacing w:line="324" w:lineRule="auto" w:after="120"/>
       </w:pPr>
       <w:r>
         <w:rPr w:rFonts="맑은 고딕">
@@ -108,51 +61,516 @@
           <w:b w:val="0"/>
           <w:sz w:val="21"/>
         </w:rPr>
-        <w:t>1962년 3월에 발매된 《Bob Dylan》은 20세의 젊은 포크 싱어송라이터 밥 딜런(Bob Dylan)의 전설적인 음악 여정이 시작됨을 알린 역사적인 데뷔 앨범입니다. 전설적인 프로듀서 존 해먼드(John Hammond)의 안목에 의해 컬럼비아 레코드에서 제작된 이 음반은, 당시 뉴욕 그리니치 빌리지의 포크 씬에 막 등장하여 신선한 충격을 주었던 청년 밥 딜런의 날것 그대로의 에너지를 고스란히 담아내고 있습니다.</w:t>
+        <w:t>거친 통기타 한 대와 목에 건 하모니카, 그리고 시대를 관통하는 서늘한 육성 하나로 현대 대중음악의 판도를 송두리째 뒤흔든 위대한 음유시인의 첫 숨결입니다. 1962년 세상을 향해 수줍게 내민 이 셀프 타이틀 데뷔작은 미국의 유구한 포크와 블루스, 가스펠의 토양 위에 스물한 살 청년 밥 딜런의 순수한 열정을 고스란히 각인하고 있습니다. 거칠고 투박하지만 그 어떤 기교보다 짙은 영혼의 울림을 품은 이 음반은, 훗날 시대를 대변하는 거장이 될 불멸의 전설이 첫 발자국을 떼는 경건한 출발선입니다.</w:t>
       </w:r>
     </w:p>
     <w:p>
       <w:pPr>
-        <w:spacing w:line="312" w:lineRule="auto" w:after="120"/>
+        <w:spacing w:line="324" w:lineRule="auto" w:before="200" w:after="80"/>
       </w:pPr>
+      <w:r>
+        <w:rPr w:rFonts="맑은 고딕">
+          <w:rFonts w:ascii="맑은 고딕" w:hAnsi="맑은 고딕" w:eastAsia="맑은 고딕"/>
+          <w:b/>
+          <w:color w:val="1E3A8A"/>
+          <w:sz w:val="24"/>
+        </w:rPr>
+        <w:t>1. 음반 데이터</w:t>
+      </w:r>
+    </w:p>
+    <w:p>
+      <w:pPr>
+        <w:spacing w:line="324" w:lineRule="auto" w:after="80"/>
+      </w:pPr>
+      <w:r>
+        <w:rPr w:rFonts="맑은 고딕">
+          <w:rFonts w:ascii="맑은 고딕" w:hAnsi="맑은 고딕" w:eastAsia="맑은 고딕"/>
+          <w:b w:val="0"/>
+          <w:color w:val="6B7280"/>
+          <w:sz w:val="21"/>
+        </w:rPr>
+        <w:t xml:space="preserve">· </w:t>
+      </w:r>
+      <w:r>
+        <w:rPr w:rFonts="맑은 고딕">
+          <w:rFonts w:ascii="맑은 고딕" w:hAnsi="맑은 고딕" w:eastAsia="맑은 고딕"/>
+          <w:b/>
+          <w:color w:val="1F2937"/>
+          <w:sz w:val="21"/>
+        </w:rPr>
+        <w:t xml:space="preserve">앨범명: </w:t>
+      </w:r>
       <w:r>
         <w:rPr w:rFonts="맑은 고딕">
           <w:rFonts w:ascii="맑은 고딕" w:hAnsi="맑은 고딕" w:eastAsia="맑은 고딕"/>
           <w:b w:val="0"/>
           <w:sz w:val="21"/>
         </w:rPr>
-        <w:t>이 음반은 딜런의 자작곡 두 곡을 제외하고는 대부분 미국의 전통 포크, 블루스, 고스펠 곡들의 커버로 구성되어 있습니다. 그러나 딜런은 타인의 음악을 단순히 재현하는 데 그치지 않고, 특유의 거칠고 패기 넘치는 보컬과 날카로운 하모니카, 거침없는 어쿠스틱 기타 스트러밍을 더해 완전히 자신의 것으로 재해석해 냈습니다. 스무 살이라는 나이가 믿기지 않을 정도로 깊은 한(恨)과 삶의 고뇌가 서린 목소리는 듣는 이의 감성을 깊게 자극합니다.</w:t>
+        <w:t>Bob Dylan</w:t>
       </w:r>
     </w:p>
     <w:p>
       <w:pPr>
-        <w:spacing w:line="312" w:lineRule="auto" w:after="120"/>
+        <w:spacing w:line="324" w:lineRule="auto" w:after="80"/>
       </w:pPr>
+      <w:r>
+        <w:rPr w:rFonts="맑은 고딕">
+          <w:rFonts w:ascii="맑은 고딕" w:hAnsi="맑은 고딕" w:eastAsia="맑은 고딕"/>
+          <w:b w:val="0"/>
+          <w:color w:val="6B7280"/>
+          <w:sz w:val="21"/>
+        </w:rPr>
+        <w:t xml:space="preserve">· </w:t>
+      </w:r>
+      <w:r>
+        <w:rPr w:rFonts="맑은 고딕">
+          <w:rFonts w:ascii="맑은 고딕" w:hAnsi="맑은 고딕" w:eastAsia="맑은 고딕"/>
+          <w:b/>
+          <w:color w:val="1F2937"/>
+          <w:sz w:val="21"/>
+        </w:rPr>
+        <w:t xml:space="preserve">아티스트: </w:t>
+      </w:r>
       <w:r>
         <w:rPr w:rFonts="맑은 고딕">
           <w:rFonts w:ascii="맑은 고딕" w:hAnsi="맑은 고딕" w:eastAsia="맑은 고딕"/>
           <w:b w:val="0"/>
           <w:sz w:val="21"/>
         </w:rPr>
-        <w:t>음악적 관전 포인트는 딜런이 재창조한 전통 곡들의 강렬한 리듬감과 드라마틱한 전달력입니다. 특히 음반의 하이라이트라 할 수 있는 〈House of the Risin' Sun〉에서는 비통함이 서린 비장한 보컬이 돋보이며, 스킵 제임스의 곡을 재해석한 〈In My Time of Dyin'〉이나 블라인드 레몬 제퍼슨의 〈See That My Grave Is Kept Clean〉에서는 특유의 슬라이드 기타 기법과 고독한 블루스 감성이 폭발합니다. 또한 그의 스승이자 우상이었던 우디 거스리에게 바치는 자작곡 〈Song to Woody〉는 향후 시인으로서 거듭날 딜런의 탁월한 서사적 작사 능력을 미리 엿볼 수 있는 소중한 트랙입니다.</w:t>
+        <w:t>Bob Dylan (밥 딜런)</w:t>
       </w:r>
     </w:p>
     <w:p>
       <w:pPr>
-        <w:spacing w:line="312" w:lineRule="auto" w:after="120"/>
+        <w:spacing w:line="324" w:lineRule="auto" w:after="80"/>
       </w:pPr>
+      <w:r>
+        <w:rPr w:rFonts="맑은 고딕">
+          <w:rFonts w:ascii="맑은 고딕" w:hAnsi="맑은 고딕" w:eastAsia="맑은 고딕"/>
+          <w:b w:val="0"/>
+          <w:color w:val="6B7280"/>
+          <w:sz w:val="21"/>
+        </w:rPr>
+        <w:t xml:space="preserve">· </w:t>
+      </w:r>
+      <w:r>
+        <w:rPr w:rFonts="맑은 고딕">
+          <w:rFonts w:ascii="맑은 고딕" w:hAnsi="맑은 고딕" w:eastAsia="맑은 고딕"/>
+          <w:b/>
+          <w:color w:val="1F2937"/>
+          <w:sz w:val="21"/>
+        </w:rPr>
+        <w:t xml:space="preserve">발매 정보: </w:t>
+      </w:r>
       <w:r>
         <w:rPr w:rFonts="맑은 고딕">
           <w:rFonts w:ascii="맑은 고딕" w:hAnsi="맑은 고딕" w:eastAsia="맑은 고딕"/>
           <w:b w:val="0"/>
           <w:sz w:val="21"/>
         </w:rPr>
-        <w:t>발매 당시에는 상업적으로 큰 주목을 받지 못하여 한때 '해먼드의 어리석은 선택(Hammond's Folly)'이라는 비아냥을 듣기도 했으나, 오늘날 이 음반은 대중음악사를 바꾼 거장의 순수한 뿌리를 확인할 수 있는 소중한 유산으로 평가받고 있습니다. 가공되지 않은 순수한 포크 음악의 정수와 20세기 가장 위대한 음악가 중 한 명의 당차고 날카로운 첫발을 LP의 따뜻하고 정갈한 아날로그 사운드로 감상해 보시길 권합니다.</w:t>
+        <w:t>1962년 3월 19일 컬럼비아 레코드(Columbia Records)를 통해 발매된 밥 딜런의 공식 데뷔 정규 앨범입니다. 전설적인 프로듀서 존 해먼드(John H. Hammond)의 혜안 아래, 뉴욕의 스튜디오에서 단 며칠 만에 최소한의 오버더빙으로 라이브 감각을 살려 녹음된 역사적 기록물입니다.</w:t>
+      </w:r>
+    </w:p>
+    <w:p>
+      <w:pPr>
+        <w:spacing w:line="324" w:lineRule="auto" w:after="80"/>
+      </w:pPr>
+      <w:r>
+        <w:rPr w:rFonts="맑은 고딕">
+          <w:rFonts w:ascii="맑은 고딕" w:hAnsi="맑은 고딕" w:eastAsia="맑은 고딕"/>
+          <w:b w:val="0"/>
+          <w:color w:val="6B7280"/>
+          <w:sz w:val="21"/>
+        </w:rPr>
+        <w:t xml:space="preserve">· </w:t>
+      </w:r>
+      <w:r>
+        <w:rPr w:rFonts="맑은 고딕">
+          <w:rFonts w:ascii="맑은 고딕" w:hAnsi="맑은 고딕" w:eastAsia="맑은 고딕"/>
+          <w:b/>
+          <w:color w:val="1F2937"/>
+          <w:sz w:val="21"/>
+        </w:rPr>
+        <w:t xml:space="preserve">LP 인기도(판매량): </w:t>
+      </w:r>
+      <w:r>
+        <w:rPr w:rFonts="맑은 고딕">
+          <w:rFonts w:ascii="맑은 고딕" w:hAnsi="맑은 고딕" w:eastAsia="맑은 고딕"/>
+          <w:b w:val="0"/>
+          <w:sz w:val="21"/>
+        </w:rPr>
+        <w:t>발매 초기에는 빌보드 차트에 진입하지 못하며 약 5,000여 장의 판매고에 그쳐 음반사 내부에서 '해먼드의 어리석은 선택(Hammond's Folly)'이라는 냉소를 받기도 했습니다. 그러나 이후 영국 앨범 차트 13위에 오르고 밥 딜런의 위상이 세계적으로 확립됨에 따라 꾸준히 재조명받으며 시대를 초월한 스테디셀러로 자리매김했습니다.</w:t>
+      </w:r>
+    </w:p>
+    <w:p>
+      <w:pPr>
+        <w:spacing w:line="324" w:lineRule="auto" w:after="80"/>
+      </w:pPr>
+      <w:r>
+        <w:rPr w:rFonts="맑은 고딕">
+          <w:rFonts w:ascii="맑은 고딕" w:hAnsi="맑은 고딕" w:eastAsia="맑은 고딕"/>
+          <w:b w:val="0"/>
+          <w:color w:val="6B7280"/>
+          <w:sz w:val="21"/>
+        </w:rPr>
+        <w:t xml:space="preserve">· </w:t>
+      </w:r>
+      <w:r>
+        <w:rPr w:rFonts="맑은 고딕">
+          <w:rFonts w:ascii="맑은 고딕" w:hAnsi="맑은 고딕" w:eastAsia="맑은 고딕"/>
+          <w:b/>
+          <w:color w:val="1F2937"/>
+          <w:sz w:val="21"/>
+        </w:rPr>
+        <w:t xml:space="preserve">각종 수상경력: </w:t>
+      </w:r>
+      <w:r>
+        <w:rPr w:rFonts="맑은 고딕">
+          <w:rFonts w:ascii="맑은 고딕" w:hAnsi="맑은 고딕" w:eastAsia="맑은 고딕"/>
+          <w:b w:val="0"/>
+          <w:sz w:val="21"/>
+        </w:rPr>
+        <w:t>데뷔 당시에는 화려한 수상 실적을 거두지 못했으나, 훗날 밥 딜런의 노벨 문학상 수상(2016년) 및 그래미 평생 공로상 등의 영예를 지탱하는 가장 원초적이고 순수한 시원(始原)으로서 음악적 정통성을 공인받았습니다.</w:t>
+      </w:r>
+    </w:p>
+    <w:p>
+      <w:pPr>
+        <w:spacing w:line="324" w:lineRule="auto" w:before="200" w:after="80"/>
+      </w:pPr>
+      <w:r>
+        <w:rPr w:rFonts="맑은 고딕">
+          <w:rFonts w:ascii="맑은 고딕" w:hAnsi="맑은 고딕" w:eastAsia="맑은 고딕"/>
+          <w:b/>
+          <w:color w:val="1E3A8A"/>
+          <w:sz w:val="24"/>
+        </w:rPr>
+        <w:t>2. 아티스트 정보</w:t>
+      </w:r>
+    </w:p>
+    <w:p>
+      <w:pPr>
+        <w:spacing w:line="324" w:lineRule="auto" w:after="80"/>
+      </w:pPr>
+      <w:r>
+        <w:rPr w:rFonts="맑은 고딕">
+          <w:rFonts w:ascii="맑은 고딕" w:hAnsi="맑은 고딕" w:eastAsia="맑은 고딕"/>
+          <w:b w:val="0"/>
+          <w:color w:val="6B7280"/>
+          <w:sz w:val="21"/>
+        </w:rPr>
+        <w:t xml:space="preserve">· </w:t>
+      </w:r>
+      <w:r>
+        <w:rPr w:rFonts="맑은 고딕">
+          <w:rFonts w:ascii="맑은 고딕" w:hAnsi="맑은 고딕" w:eastAsia="맑은 고딕"/>
+          <w:b/>
+          <w:color w:val="1F2937"/>
+          <w:sz w:val="21"/>
+        </w:rPr>
+        <w:t xml:space="preserve">국적: </w:t>
+      </w:r>
+      <w:r>
+        <w:rPr w:rFonts="맑은 고딕">
+          <w:rFonts w:ascii="맑은 고딕" w:hAnsi="맑은 고딕" w:eastAsia="맑은 고딕"/>
+          <w:b w:val="0"/>
+          <w:sz w:val="21"/>
+        </w:rPr>
+        <w:t>미국 (미네소타주 덜루스 출생)</w:t>
+      </w:r>
+    </w:p>
+    <w:p>
+      <w:pPr>
+        <w:spacing w:line="324" w:lineRule="auto" w:after="80"/>
+      </w:pPr>
+      <w:r>
+        <w:rPr w:rFonts="맑은 고딕">
+          <w:rFonts w:ascii="맑은 고딕" w:hAnsi="맑은 고딕" w:eastAsia="맑은 고딕"/>
+          <w:b w:val="0"/>
+          <w:color w:val="6B7280"/>
+          <w:sz w:val="21"/>
+        </w:rPr>
+        <w:t xml:space="preserve">· </w:t>
+      </w:r>
+      <w:r>
+        <w:rPr w:rFonts="맑은 고딕">
+          <w:rFonts w:ascii="맑은 고딕" w:hAnsi="맑은 고딕" w:eastAsia="맑은 고딕"/>
+          <w:b/>
+          <w:color w:val="1F2937"/>
+          <w:sz w:val="21"/>
+        </w:rPr>
+        <w:t xml:space="preserve">생몰년도: </w:t>
+      </w:r>
+      <w:r>
+        <w:rPr w:rFonts="맑은 고딕">
+          <w:rFonts w:ascii="맑은 고딕" w:hAnsi="맑은 고딕" w:eastAsia="맑은 고딕"/>
+          <w:b w:val="0"/>
+          <w:sz w:val="21"/>
+        </w:rPr>
+        <w:t>1941년 5월 24일 ~ 현재</w:t>
+      </w:r>
+    </w:p>
+    <w:p>
+      <w:pPr>
+        <w:spacing w:line="324" w:lineRule="auto" w:after="80"/>
+      </w:pPr>
+      <w:r>
+        <w:rPr w:rFonts="맑은 고딕">
+          <w:rFonts w:ascii="맑은 고딕" w:hAnsi="맑은 고딕" w:eastAsia="맑은 고딕"/>
+          <w:b w:val="0"/>
+          <w:color w:val="6B7280"/>
+          <w:sz w:val="21"/>
+        </w:rPr>
+        <w:t xml:space="preserve">· </w:t>
+      </w:r>
+      <w:r>
+        <w:rPr w:rFonts="맑은 고딕">
+          <w:rFonts w:ascii="맑은 고딕" w:hAnsi="맑은 고딕" w:eastAsia="맑은 고딕"/>
+          <w:b/>
+          <w:color w:val="1F2937"/>
+          <w:sz w:val="21"/>
+        </w:rPr>
+        <w:t xml:space="preserve">그룹 소속: </w:t>
+      </w:r>
+      <w:r>
+        <w:rPr w:rFonts="맑은 고딕">
+          <w:rFonts w:ascii="맑은 고딕" w:hAnsi="맑은 고딕" w:eastAsia="맑은 고딕"/>
+          <w:b w:val="0"/>
+          <w:sz w:val="21"/>
+        </w:rPr>
+        <w:t>솔로 (포크/포크 록)</w:t>
+      </w:r>
+    </w:p>
+    <w:p>
+      <w:pPr>
+        <w:spacing w:line="324" w:lineRule="auto" w:after="80"/>
+      </w:pPr>
+      <w:r>
+        <w:rPr w:rFonts="맑은 고딕">
+          <w:rFonts w:ascii="맑은 고딕" w:hAnsi="맑은 고딕" w:eastAsia="맑은 고딕"/>
+          <w:b w:val="0"/>
+          <w:color w:val="6B7280"/>
+          <w:sz w:val="21"/>
+        </w:rPr>
+        <w:t xml:space="preserve">· </w:t>
+      </w:r>
+      <w:r>
+        <w:rPr w:rFonts="맑은 고딕">
+          <w:rFonts w:ascii="맑은 고딕" w:hAnsi="맑은 고딕" w:eastAsia="맑은 고딕"/>
+          <w:b/>
+          <w:color w:val="1F2937"/>
+          <w:sz w:val="21"/>
+        </w:rPr>
+        <w:t xml:space="preserve">아티스트 소개: </w:t>
+      </w:r>
+      <w:r>
+        <w:rPr w:rFonts="맑은 고딕">
+          <w:rFonts w:ascii="맑은 고딕" w:hAnsi="맑은 고딕" w:eastAsia="맑은 고딕"/>
+          <w:b w:val="0"/>
+          <w:sz w:val="21"/>
+        </w:rPr>
+        <w:t>대중음악 가사의 지평을 순수 문학의 경지로 끌어올리며 20세기 문화 전반에 지대한 영향을 끼친 현대 포크와 록의 거장입니다. 저항과 자유, 인간 내면의 성찰을 담은 시적인 언어와 독보적인 창법으로 시대를 노래하며 대중음악인 최초로 노벨 문학상을 수상하는 불멸의 업적을 남겼습니다.</w:t>
+      </w:r>
+    </w:p>
+    <w:p>
+      <w:pPr>
+        <w:spacing w:line="324" w:lineRule="auto" w:before="200" w:after="80"/>
+      </w:pPr>
+      <w:r>
+        <w:rPr w:rFonts="맑은 고딕">
+          <w:rFonts w:ascii="맑은 고딕" w:hAnsi="맑은 고딕" w:eastAsia="맑은 고딕"/>
+          <w:b/>
+          <w:color w:val="1E3A8A"/>
+          <w:sz w:val="24"/>
+        </w:rPr>
+        <w:t>3. 음반 상세 분석</w:t>
+      </w:r>
+    </w:p>
+    <w:p>
+      <w:pPr>
+        <w:spacing w:line="324" w:lineRule="auto" w:after="80"/>
+      </w:pPr>
+      <w:r>
+        <w:rPr w:rFonts="맑은 고딕">
+          <w:rFonts w:ascii="맑은 고딕" w:hAnsi="맑은 고딕" w:eastAsia="맑은 고딕"/>
+          <w:b w:val="0"/>
+          <w:color w:val="6B7280"/>
+          <w:sz w:val="21"/>
+        </w:rPr>
+        <w:t xml:space="preserve">· </w:t>
+      </w:r>
+      <w:r>
+        <w:rPr w:rFonts="맑은 고딕">
+          <w:rFonts w:ascii="맑은 고딕" w:hAnsi="맑은 고딕" w:eastAsia="맑은 고딕"/>
+          <w:b/>
+          <w:color w:val="1F2937"/>
+          <w:sz w:val="21"/>
+        </w:rPr>
+        <w:t xml:space="preserve">역사적 위치: </w:t>
+      </w:r>
+      <w:r>
+        <w:rPr w:rFonts="맑은 고딕">
+          <w:rFonts w:ascii="맑은 고딕" w:hAnsi="맑은 고딕" w:eastAsia="맑은 고딕"/>
+          <w:b w:val="0"/>
+          <w:sz w:val="21"/>
+        </w:rPr>
+        <w:t>밥 딜런이라는 거대한 신화의 서막이자, 미국 전통 루트 뮤직(Roots Music)을 현대 포크 르네상스로 연결하는 중요한 가교 역할을 하는 앨범입니다. 자작곡은 단 두 곡에 불과하지만, 선배 뮤지션들의 전통 포크와 흑인 블루스를 자신만의 독창적인 호흡과 본능적인 프레이징으로 완벽히 재해석하여 향후 펼쳐질 위대한 음악 여정의 단단한 씨앗을 뿌려놓았습니다.</w:t>
+      </w:r>
+    </w:p>
+    <w:p>
+      <w:pPr>
+        <w:spacing w:line="324" w:lineRule="auto" w:after="80"/>
+      </w:pPr>
+      <w:r>
+        <w:rPr w:rFonts="맑은 고딕">
+          <w:rFonts w:ascii="맑은 고딕" w:hAnsi="맑은 고딕" w:eastAsia="맑은 고딕"/>
+          <w:b w:val="0"/>
+          <w:color w:val="6B7280"/>
+          <w:sz w:val="21"/>
+        </w:rPr>
+        <w:t xml:space="preserve">· </w:t>
+      </w:r>
+      <w:r>
+        <w:rPr w:rFonts="맑은 고딕">
+          <w:rFonts w:ascii="맑은 고딕" w:hAnsi="맑은 고딕" w:eastAsia="맑은 고딕"/>
+          <w:b/>
+          <w:color w:val="1F2937"/>
+          <w:sz w:val="21"/>
+        </w:rPr>
+        <w:t xml:space="preserve">시대의 흔적(스토리텔링): </w:t>
+      </w:r>
+      <w:r>
+        <w:rPr w:rFonts="맑은 고딕">
+          <w:rFonts w:ascii="맑은 고딕" w:hAnsi="맑은 고딕" w:eastAsia="맑은 고딕"/>
+          <w:b w:val="0"/>
+          <w:sz w:val="21"/>
+        </w:rPr>
+        <w:t>1960년대 초반 그리니치 빌리지의 자욱한 담배 연기와 보헤미안적 낭만, 그리고 변화를 갈망하던 젊은 지식인들의 고뇌가 생생히 서려 있습니다. 미네소타의 삭풍을 피해 뉴욕의 작은 클럽들을 전전하며 우디 거스리의 병상을 지키던 가난한 무명 청년의 방황과 날것 그대로의 패기가 아날로그 그루브 속에 고스란히 살아 숨 쉽니다.</w:t>
+      </w:r>
+    </w:p>
+    <w:p>
+      <w:pPr>
+        <w:spacing w:line="324" w:lineRule="auto" w:before="200" w:after="80"/>
+      </w:pPr>
+      <w:r>
+        <w:rPr w:rFonts="맑은 고딕">
+          <w:rFonts w:ascii="맑은 고딕" w:hAnsi="맑은 고딕" w:eastAsia="맑은 고딕"/>
+          <w:b/>
+          <w:color w:val="1E3A8A"/>
+          <w:sz w:val="24"/>
+        </w:rPr>
+        <w:t>4. 주요 수록곡 및 감상 제언</w:t>
+      </w:r>
+    </w:p>
+    <w:p>
+      <w:pPr>
+        <w:spacing w:line="324" w:lineRule="auto" w:after="80"/>
+      </w:pPr>
+      <w:r>
+        <w:rPr w:rFonts="맑은 고딕">
+          <w:rFonts w:ascii="맑은 고딕" w:hAnsi="맑은 고딕" w:eastAsia="맑은 고딕"/>
+          <w:b w:val="0"/>
+          <w:color w:val="6B7280"/>
+          <w:sz w:val="21"/>
+        </w:rPr>
+        <w:t xml:space="preserve">· </w:t>
+      </w:r>
+      <w:r>
+        <w:rPr w:rFonts="맑은 고딕">
+          <w:rFonts w:ascii="맑은 고딕" w:hAnsi="맑은 고딕" w:eastAsia="맑은 고딕"/>
+          <w:b/>
+          <w:color w:val="1F2937"/>
+          <w:sz w:val="21"/>
+        </w:rPr>
+        <w:t xml:space="preserve">주요 수록곡 특징: </w:t>
+      </w:r>
+      <w:r>
+        <w:rPr w:rFonts="맑은 고딕">
+          <w:rFonts w:ascii="맑은 고딕" w:hAnsi="맑은 고딕" w:eastAsia="맑은 고딕"/>
+          <w:b w:val="0"/>
+          <w:sz w:val="21"/>
+        </w:rPr>
+        <w:t>앨범을 여는 첫 곡 ‘You're No Good’은 청년 딜런의 거친 에너지와 해학이 돋보이며, 애절한 블루스의 원형을 들려주는 ‘Baby, Let Me Follow You Down’은 소박하면서도 깊은 서정성을 자아냅니다. 특히 투병 중이던 자신의 우상 우디 거스리에게 헌정한 자작곡 ‘Song to Woody’는 청년의 지극한 존경과 순수한 문학적 감수성이 빚어낸 이 음반 최고의 백미입니다.</w:t>
+      </w:r>
+    </w:p>
+    <w:p>
+      <w:pPr>
+        <w:spacing w:line="324" w:lineRule="auto" w:after="80"/>
+      </w:pPr>
+      <w:r>
+        <w:rPr w:rFonts="맑은 고딕">
+          <w:rFonts w:ascii="맑은 고딕" w:hAnsi="맑은 고딕" w:eastAsia="맑은 고딕"/>
+          <w:b w:val="0"/>
+          <w:color w:val="6B7280"/>
+          <w:sz w:val="21"/>
+        </w:rPr>
+        <w:t xml:space="preserve">· </w:t>
+      </w:r>
+      <w:r>
+        <w:rPr w:rFonts="맑은 고딕">
+          <w:rFonts w:ascii="맑은 고딕" w:hAnsi="맑은 고딕" w:eastAsia="맑은 고딕"/>
+          <w:b/>
+          <w:color w:val="1F2937"/>
+          <w:sz w:val="21"/>
+        </w:rPr>
+        <w:t xml:space="preserve">빈티지 감상 제언: </w:t>
+      </w:r>
+      <w:r>
+        <w:rPr w:rFonts="맑은 고딕">
+          <w:rFonts w:ascii="맑은 고딕" w:hAnsi="맑은 고딕" w:eastAsia="맑은 고딕"/>
+          <w:b w:val="0"/>
+          <w:sz w:val="21"/>
+        </w:rPr>
+        <w:t>턴테이블의 바늘이 내려앉는 순간, 진공관 앰프의 따스한 온기를 타고 흐르는 어쿠스틱 기타의 메마른 줄 튕김과 쇳소리 섞인 하모니카의 비음이 놀라운 공간감을 형성합니다. 정갈하게 다듬어지지 않은 청년 딜런의 호흡과 거친 발구름 소리까지 생생하게 전달되는 아날로그 LP 특유의 배음은 마치 1960년대 뉴욕의 작은 포크 클럽 맨 앞자리에 앉아있는 듯한 착각을 불러일으킵니다.</w:t>
+      </w:r>
+    </w:p>
+    <w:p>
+      <w:pPr>
+        <w:spacing w:line="324" w:lineRule="auto" w:after="80"/>
+      </w:pPr>
+      <w:r>
+        <w:rPr w:rFonts="맑은 고딕">
+          <w:rFonts w:ascii="맑은 고딕" w:hAnsi="맑은 고딕" w:eastAsia="맑은 고딕"/>
+          <w:b w:val="0"/>
+          <w:color w:val="6B7280"/>
+          <w:sz w:val="21"/>
+        </w:rPr>
+        <w:t xml:space="preserve">· </w:t>
+      </w:r>
+      <w:r>
+        <w:rPr w:rFonts="맑은 고딕">
+          <w:rFonts w:ascii="맑은 고딕" w:hAnsi="맑은 고딕" w:eastAsia="맑은 고딕"/>
+          <w:b/>
+          <w:color w:val="1F2937"/>
+          <w:sz w:val="21"/>
+        </w:rPr>
+        <w:t xml:space="preserve">소장 가치: </w:t>
+      </w:r>
+      <w:r>
+        <w:rPr w:rFonts="맑은 고딕">
+          <w:rFonts w:ascii="맑은 고딕" w:hAnsi="맑은 고딕" w:eastAsia="맑은 고딕"/>
+          <w:b w:val="0"/>
+          <w:sz w:val="21"/>
+        </w:rPr>
+        <w:t>거대한 전설의 시작을 오리지널 바이닐의 결을 통해 온전히 체감할 수 있는 대체 불가능한 앨범입니다. 화려한 장식과 편곡을 걷어낸 채 오직 목소리와 통기타 하나로 영혼을 울리는 밥 딜런의 가장 순수한 초상을 소장한다는 것만으로도 LP 컬렉터에게는 더없는 축복이자 영원한 음악적 유산입니다.</w:t>
+      </w:r>
+    </w:p>
+    <w:p>
+      <w:pPr>
+        <w:spacing w:line="324" w:lineRule="auto" w:after="120" w:before="160"/>
+      </w:pPr>
+      <w:r>
+        <w:rPr w:rFonts="맑은 고딕">
+          <w:rFonts w:ascii="맑은 고딕" w:hAnsi="맑은 고딕" w:eastAsia="맑은 고딕"/>
+          <w:b/>
+          <w:color w:val="4338CA"/>
+          <w:sz w:val="21"/>
+        </w:rPr>
+        <w:t>이 음반을 통해 한 시대를 흔든 거장이 가장 투박하고 순수했던 청춘의 시절로 돌아가 전해주는 감동을 다시 한번 경험해 보시는 것은 어떨까요?</w:t>
       </w:r>
     </w:p>
     <w:sectPr>
       <w:pgSz w:w="12240" w:h="15840"/>
-      <w:pgMar w:top="1440" w:right="1440" w:bottom="1440" w:left="1440" w:header="720" w:footer="720" w:gutter="0"/>
+      <w:pgMar w:top="1152" w:right="1296" w:bottom="1152" w:left="1296" w:header="720" w:footer="720" w:gutter="0"/>
       <w:cols w:space="720"/>
       <w:docGrid w:linePitch="360"/>
     </w:sectPr>

--- a/word_reports/LP_0086_위치_357_Bob Dylan_Bob Dylan.docx
+++ b/word_reports/LP_0086_위치_357_Bob Dylan_Bob Dylan.docx
@@ -32,7 +32,7 @@
     </w:p>
     <w:p>
       <w:pPr>
-        <w:spacing w:line="324" w:lineRule="auto" w:before="80" w:after="160"/>
+        <w:spacing w:line="324" w:lineRule="auto" w:before="80" w:after="120"/>
       </w:pPr>
       <w:r>
         <w:rPr w:rFonts="맑은 고딕">
@@ -42,13 +42,6 @@
           <w:sz w:val="22"/>
         </w:rPr>
         <w:t xml:space="preserve">[음반 소개] </w:t>
-      </w:r>
-      <w:r>
-        <w:rPr w:rFonts="맑은 고딕">
-          <w:rFonts w:ascii="맑은 고딕" w:hAnsi="맑은 고딕" w:eastAsia="맑은 고딕"/>
-          <w:b w:val="0"/>
-          <w:sz w:val="21"/>
-        </w:rPr>
       </w:r>
     </w:p>
     <w:p>
@@ -61,7 +54,46 @@
           <w:b w:val="0"/>
           <w:sz w:val="21"/>
         </w:rPr>
-        <w:t>거친 통기타 한 대와 목에 건 하모니카, 그리고 시대를 관통하는 서늘한 육성 하나로 현대 대중음악의 판도를 송두리째 뒤흔든 위대한 음유시인의 첫 숨결입니다. 1962년 세상을 향해 수줍게 내민 이 셀프 타이틀 데뷔작은 미국의 유구한 포크와 블루스, 가스펠의 토양 위에 스물한 살 청년 밥 딜런의 순수한 열정을 고스란히 각인하고 있습니다. 거칠고 투박하지만 그 어떤 기교보다 짙은 영혼의 울림을 품은 이 음반은, 훗날 시대를 대변하는 거장이 될 불멸의 전설이 첫 발자국을 떼는 경건한 출발선입니다.</w:t>
+        <w:t>1962년 3월, 뉴욕의 차가운 초봄 그리니치 빌리지(Greenwich Village)의 골목길을 맴돌던 거칠고 서늘한 바람 속에서 한 청년의 비범한 고동이 세상에 울려 퍼졌습니다. 전설적인 프로듀서 존 해먼드(John Hammond)의 심미안에 의해 컬럼비아 레코드 스튜디오에서 단 이틀 만에 완성된 스물한 살 청년 밥 딜런의 셀프 타이틀 데뷔 앨범 『Bob Dylan』은, 훗날 20세기 대중음악과 현대 시문학의 지형도를 송두리째 뒤바꾸어 놓을 위대한 거인의 첫 발자국이자 불멸의 신화가 태동한 역사적 순간이었습니다.</w:t>
+      </w:r>
+    </w:p>
+    <w:p>
+      <w:pPr>
+        <w:spacing w:line="324" w:lineRule="auto" w:after="120"/>
+      </w:pPr>
+      <w:r>
+        <w:rPr w:rFonts="맑은 고딕">
+          <w:rFonts w:ascii="맑은 고딕" w:hAnsi="맑은 고딕" w:eastAsia="맑은 고딕"/>
+          <w:b w:val="0"/>
+          <w:sz w:val="21"/>
+        </w:rPr>
+        <w:t>당시 앨범에 수록된 대부분의 곡은 자작곡 대신 미국 대륙의 흙먼지와 애환이 배어 있는 전통 포크, 흑인 영가, 그리고 거친 델타 블루스 넘버들로 채워져 있었습니다. 그러나 딜런의 손끝에서 울리는 낡은 통기타의 둔탁한 타격감과 폐부를 찌르는 듯한 하모니카 취주, 그리고 나이를 가늠할 수 없을 만큼 메마르고 쉰 목소리는 기성 포크 음악의 단정한 정형성을 가차 없이 해체했습니다. 그는 옛 노래들을 그저 재현하는 것에 그치지 않고, 삶의 비애와 부조리, 고독한 방랑자의 운명을 날것 그대로의 생명력으로 치환하여 자신만의 서사시로 다시 써 내려갔습니다. 특히 앨범의 대미를 장식하는 자작곡 'Song to Woody'는 병상에 누워 있던 영혼의 스승 우디 거스리를 향한 애틋한 송가이자, 새로운 세대의 음유시인이 도래했음을 알리는 찬란한 서막이었습니다.</w:t>
+      </w:r>
+    </w:p>
+    <w:p>
+      <w:pPr>
+        <w:spacing w:line="324" w:lineRule="auto" w:after="120"/>
+      </w:pPr>
+      <w:r>
+        <w:rPr w:rFonts="맑은 고딕">
+          <w:rFonts w:ascii="맑은 고딕" w:hAnsi="맑은 고딕" w:eastAsia="맑은 고딕"/>
+          <w:b w:val="0"/>
+          <w:sz w:val="21"/>
+        </w:rPr>
+        <w:t>발매 초기에는 상업적인 반응이 미미하여 음반사 내부에서조차 '해먼드의 어리석은 도박'이라는 조소를 받기도 했으나, 이 앨범에 새겨진 순수한 예술적 야심과 치열한 진정성은 세월의 풍화를 견디며 더욱 영롱한 가치를 증명해 냈습니다. 정제되지 않은 젊음의 패기, 기성세대의 안일에 맞서는 고독한 방랑자의 시선은 현대 대중음악이 단순한 오락을 넘어 문학적 격조와 철학적 사유를 획득하게 되는 결정적 분기점이 되었습니다.</w:t>
+      </w:r>
+    </w:p>
+    <w:p>
+      <w:pPr>
+        <w:spacing w:line="324" w:lineRule="auto" w:after="120"/>
+      </w:pPr>
+      <w:r>
+        <w:rPr w:rFonts="맑은 고딕">
+          <w:rFonts w:ascii="맑은 고딕" w:hAnsi="맑은 고딕" w:eastAsia="맑은 고딕"/>
+          <w:b w:val="0"/>
+          <w:sz w:val="21"/>
+        </w:rPr>
+        <w:t>검은 바이닐의 홈을 따라 카트리지의 바늘이 미끄러질 때 흘러나오는 딜런의 투박한 숨결은 반세기를 훌쩍 뛰어넘은 오늘날에도 여전히 짙은 서정적 전율을 안겨줍니다. 갓 뉴욕에 당도해 세상과 마주했던 청년 딜런의 서늘하고도 순수한 영혼의 울림은, 아날로그 사운드가 지닌 가장 본질적이고 인간적인 아름다움이 무엇인지를 깊은 감동 속에 웅변하고 있습니다.</w:t>
       </w:r>
     </w:p>
     <w:p>
@@ -168,7 +200,7 @@
           <w:b w:val="0"/>
           <w:sz w:val="21"/>
         </w:rPr>
-        <w:t>1962년 3월 19일 컬럼비아 레코드(Columbia Records)를 통해 발매된 밥 딜런의 공식 데뷔 정규 앨범입니다. 전설적인 프로듀서 존 해먼드(John H. Hammond)의 혜안 아래, 뉴욕의 스튜디오에서 단 며칠 만에 최소한의 오버더빙으로 라이브 감각을 살려 녹음된 역사적 기록물입니다.</w:t>
+        <w:t>1962년 3월 19일, 미국 컬럼비아 레코드(Columbia Records)를 통해 발매된 밥 딜런의 역사적인 솔로 데뷔 스튜디오 앨범입니다.</w:t>
       </w:r>
     </w:p>
     <w:p>
@@ -199,7 +231,7 @@
           <w:b w:val="0"/>
           <w:sz w:val="21"/>
         </w:rPr>
-        <w:t>발매 초기에는 빌보드 차트에 진입하지 못하며 약 5,000여 장의 판매고에 그쳐 음반사 내부에서 '해먼드의 어리석은 선택(Hammond's Folly)'이라는 냉소를 받기도 했습니다. 그러나 이후 영국 앨범 차트 13위에 오르고 밥 딜런의 위상이 세계적으로 확립됨에 따라 꾸준히 재조명받으며 시대를 초월한 스테디셀러로 자리매김했습니다.</w:t>
+        <w:t>발매 당시 미국 빌보드 앨범 차트 진입에 실패하고 약 5,000여 장의 저조한 판매고를 기록했으나, 훗날 그의 예술적 위상이 정립되면서 재조명받아 영국 앨범 차트 13위에 오르는 등 역주행을 기록한 불멸의 클래식입니다.</w:t>
       </w:r>
     </w:p>
     <w:p>
@@ -230,7 +262,7 @@
           <w:b w:val="0"/>
           <w:sz w:val="21"/>
         </w:rPr>
-        <w:t>데뷔 당시에는 화려한 수상 실적을 거두지 못했으나, 훗날 밥 딜런의 노벨 문학상 수상(2016년) 및 그래미 평생 공로상 등의 영예를 지탱하는 가장 원초적이고 순수한 시원(始原)으로서 음악적 정통성을 공인받았습니다.</w:t>
+        <w:t>그래미 명예의 전당(Grammy Hall of Fame) 헌액, 음악 전문지 『롤링 스톤』 선정 '역사상 가장 위대한 앨범 500선' 등재 등 대중음악의 문학적 확장을 이끈 기념비적 데뷔작으로 확고히 공인받고 있습니다.</w:t>
       </w:r>
     </w:p>
     <w:p>
@@ -275,7 +307,7 @@
           <w:b w:val="0"/>
           <w:sz w:val="21"/>
         </w:rPr>
-        <w:t>미국 (미네소타주 덜루스 출생)</w:t>
+        <w:t>미국</w:t>
       </w:r>
     </w:p>
     <w:p>
@@ -337,7 +369,7 @@
           <w:b w:val="0"/>
           <w:sz w:val="21"/>
         </w:rPr>
-        <w:t>솔로 (포크/포크 록)</w:t>
+        <w:t>솔로</w:t>
       </w:r>
     </w:p>
     <w:p>
@@ -368,7 +400,7 @@
           <w:b w:val="0"/>
           <w:sz w:val="21"/>
         </w:rPr>
-        <w:t>대중음악 가사의 지평을 순수 문학의 경지로 끌어올리며 20세기 문화 전반에 지대한 영향을 끼친 현대 포크와 록의 거장입니다. 저항과 자유, 인간 내면의 성찰을 담은 시적인 언어와 독보적인 창법으로 시대를 노래하며 대중음악인 최초로 노벨 문학상을 수상하는 불멸의 업적을 남겼습니다.</w:t>
+        <w:t>밥 딜런은 전통 포크와 록, 시문학을 융합하여 대중음악의 노랫말을 예술과 철학의 경지로 끌어올린 20세기 최고의 음유시인입니다. 파격적인 표현력과 시대정신을 관통하는 통찰을 통해 세대를 초월한 문화적 충격을 안겼으며, 2016년 대중음악가 최초로 노벨문학상을 수상하는 전무후무한 역사를 썼습니다.</w:t>
       </w:r>
     </w:p>
     <w:p>
@@ -413,7 +445,7 @@
           <w:b w:val="0"/>
           <w:sz w:val="21"/>
         </w:rPr>
-        <w:t>밥 딜런이라는 거대한 신화의 서막이자, 미국 전통 루트 뮤직(Roots Music)을 현대 포크 르네상스로 연결하는 중요한 가교 역할을 하는 앨범입니다. 자작곡은 단 두 곡에 불과하지만, 선배 뮤지션들의 전통 포크와 흑인 블루스를 자신만의 독창적인 호흡과 본능적인 프레이징으로 완벽히 재해석하여 향후 펼쳐질 위대한 음악 여정의 단단한 씨앗을 뿌려놓았습니다.</w:t>
+        <w:t>1960년대 초 미국 포크 부흥기(Folk Revival)의 심장부에서 탄생하여, 이후 만개하게 될 포크 록과 싱어송라이터 르네상스의 시발점이 된 앨범입니다. 전통 구전 가요와 블루스의 형식을 취하면서도 이를 모던한 반항아적 감수성으로 완전히 해체·재창조해 냄으로써 현대 팝 음악사에서 대체할 수 없는 원초적 독창성을 지닙니다.</w:t>
       </w:r>
     </w:p>
     <w:p>
@@ -444,7 +476,7 @@
           <w:b w:val="0"/>
           <w:sz w:val="21"/>
         </w:rPr>
-        <w:t>1960년대 초반 그리니치 빌리지의 자욱한 담배 연기와 보헤미안적 낭만, 그리고 변화를 갈망하던 젊은 지식인들의 고뇌가 생생히 서려 있습니다. 미네소타의 삭풍을 피해 뉴욕의 작은 클럽들을 전전하며 우디 거스리의 병상을 지키던 가난한 무명 청년의 방황과 날것 그대로의 패기가 아날로그 그루브 속에 고스란히 살아 숨 쉽니다.</w:t>
+        <w:t>냉전의 불안과 케네디 시대의 묘한 희망, 그리고 물질주의의 팽배 속에서 방황하던 청춘들이 그리니치 빌리지의 허름한 카페 '가스라이트(Gaslight)'로 모여들던 시절의 정취가 오롯이 담겨 있습니다. 미네소타의 혹한을 등지고 뉴욕에 갓 발을 디딘 가난하고 메마른 스물한 살 방랑자의 헐벗은 시선과 낭만적 야심이 바이닐의 소리골마다 생생하게 각인되어 있습니다.</w:t>
       </w:r>
     </w:p>
     <w:p>
@@ -489,7 +521,7 @@
           <w:b w:val="0"/>
           <w:sz w:val="21"/>
         </w:rPr>
-        <w:t>앨범을 여는 첫 곡 ‘You're No Good’은 청년 딜런의 거친 에너지와 해학이 돋보이며, 애절한 블루스의 원형을 들려주는 ‘Baby, Let Me Follow You Down’은 소박하면서도 깊은 서정성을 자아냅니다. 특히 투병 중이던 자신의 우상 우디 거스리에게 헌정한 자작곡 ‘Song to Woody’는 청년의 지극한 존경과 순수한 문학적 감수성이 빚어낸 이 음반 최고의 백미입니다.</w:t>
+        <w:t>스승 우디 거스리에 대한 절절한 경의를 맑고 애수 어린 핑거피킹으로 고백한 자작 명곡 'Song to Woody', 뉴욕 입성 초기의 냉소와 해학을 자전적으로 풀어낸 'Talkin' New York', 그리고 맹인 레몬 제퍼슨의 고전을 비장미 넘치는 흙냄새 짙은 보컬로 부활시킨 'See That My Grave Is Kept Clean' 등에서 초기 딜런만의 거친 야성과 시적 서정성이 찬란하게 교차합니다.</w:t>
       </w:r>
     </w:p>
     <w:p>
@@ -520,7 +552,7 @@
           <w:b w:val="0"/>
           <w:sz w:val="21"/>
         </w:rPr>
-        <w:t>턴테이블의 바늘이 내려앉는 순간, 진공관 앰프의 따스한 온기를 타고 흐르는 어쿠스틱 기타의 메마른 줄 튕김과 쇳소리 섞인 하모니카의 비음이 놀라운 공간감을 형성합니다. 정갈하게 다듬어지지 않은 청년 딜런의 호흡과 거친 발구름 소리까지 생생하게 전달되는 아날로그 LP 특유의 배음은 마치 1960년대 뉴욕의 작은 포크 클럽 맨 앞자리에 앉아있는 듯한 착각을 불러일으킵니다.</w:t>
+        <w:t>일체의 오버더빙 없이 오직 어쿠스틱 기타 한 대와 하모니카, 그리고 날카로운 육성만으로 채색된 앨범이기에, 진공관 앰프의 따스한 온기와 아날로그 턴테이블의 질감을 통해 감상할 때 가장 극적인 감흥을 전합니다. 현을 긁어내는 거친 마찰음과 하모니카의 쇳소리 섞인 호흡이 청음실의 공기를 가르며, 마치 1962년 뉴욕의 아담한 포크 클럽 맨 앞자리에 마주 앉아 있는 듯한 생생한 현장감을 선사합니다.</w:t>
       </w:r>
     </w:p>
     <w:p>
@@ -551,7 +583,7 @@
           <w:b w:val="0"/>
           <w:sz w:val="21"/>
         </w:rPr>
-        <w:t>거대한 전설의 시작을 오리지널 바이닐의 결을 통해 온전히 체감할 수 있는 대체 불가능한 앨범입니다. 화려한 장식과 편곡을 걷어낸 채 오직 목소리와 통기타 하나로 영혼을 울리는 밥 딜런의 가장 순수한 초상을 소장한다는 것만으로도 LP 컬렉터에게는 더없는 축복이자 영원한 음악적 유산입니다.</w:t>
+        <w:t>거대한 전설로 성장하기 이전, 가공되지 않은 순수한 열정과 거친 호흡을 간직하고 있던 밥 딜런의 가장 투명한 영혼을 만날 수 있는 원형의 기록입니다. 대중음악이 새로운 언어를 얻게 된 그 찰나의 태동을 아날로그 LP로 음미한다는 것만으로도 모든 음악 애호가와 컬렉터에게 대체 불가능한 소장 가치를 지닙니다.</w:t>
       </w:r>
     </w:p>
     <w:p>
@@ -565,7 +597,7 @@
           <w:color w:val="4338CA"/>
           <w:sz w:val="21"/>
         </w:rPr>
-        <w:t>이 음반을 통해 한 시대를 흔든 거장이 가장 투박하고 순수했던 청춘의 시절로 돌아가 전해주는 감동을 다시 한번 경험해 보시는 것은 어떨까요?</w:t>
+        <w:t>이 음반을 통해 반세기 전 뉴욕의 쓸쓸한 길모퉁이에서 청년 밥 딜런이 통기타 하나로 시대를 흔들기 시작했던 그 원초적이고도 서정적인 전율이 전해주는 감동을 다시 한번 경험해 보시는 것은 어떨까요?</w:t>
       </w:r>
     </w:p>
     <w:sectPr>
